--- a/bench/corpus/x3.docx
+++ b/bench/corpus/x3.docx
@@ -42,6 +42,11 @@
         <w:t xml:space="preserve">האפוטרופא ממליצה כי אפוטרופוס לדין ימשיך ללוות את ההליך.</w:t>
       </w:r>
     </w:p>
+    <w:p>
+      <w:r>
+        <w:t xml:space="preserve">דברת האם נרשמה בפרוטוקול. שקף ההסבר הוצג, ולשם הזהירות צורף נספח.</w:t>
+      </w:r>
+    </w:p>
   </w:body>
 </w:document>
 </file>